--- a/klagomål/A 33969-2026 FSC-klagomål.docx
+++ b/klagomål/A 33969-2026 FSC-klagomål.docx
@@ -1270,7 +1270,7 @@
     <w:r>
       <w:tab/>
       <w:tab/>
-      <w:t>2026-09-14</w:t>
+      <w:t>2026-09-15</w:t>
       <w:br/>
       <w:br/>
     </w:r>

--- a/klagomål/A 33969-2026 FSC-klagomål.docx
+++ b/klagomål/A 33969-2026 FSC-klagomål.docx
@@ -1270,7 +1270,7 @@
     <w:r>
       <w:tab/>
       <w:tab/>
-      <w:t>2026-09-15</w:t>
+      <w:t>2026-09-16</w:t>
       <w:br/>
       <w:br/>
     </w:r>

--- a/klagomål/A 33969-2026 FSC-klagomål.docx
+++ b/klagomål/A 33969-2026 FSC-klagomål.docx
@@ -1270,7 +1270,7 @@
     <w:r>
       <w:tab/>
       <w:tab/>
-      <w:t>2026-09-16</w:t>
+      <w:t>2026-09-17</w:t>
       <w:br/>
       <w:br/>
     </w:r>

--- a/klagomål/A 33969-2026 FSC-klagomål.docx
+++ b/klagomål/A 33969-2026 FSC-klagomål.docx
@@ -1270,7 +1270,7 @@
     <w:r>
       <w:tab/>
       <w:tab/>
-      <w:t>2026-09-17</w:t>
+      <w:t>2026-09-18</w:t>
       <w:br/>
       <w:br/>
     </w:r>

--- a/klagomål/A 33969-2026 FSC-klagomål.docx
+++ b/klagomål/A 33969-2026 FSC-klagomål.docx
@@ -1270,7 +1270,7 @@
     <w:r>
       <w:tab/>
       <w:tab/>
-      <w:t>2026-09-18</w:t>
+      <w:t>2026-09-19</w:t>
       <w:br/>
       <w:br/>
     </w:r>

--- a/klagomål/A 33969-2026 FSC-klagomål.docx
+++ b/klagomål/A 33969-2026 FSC-klagomål.docx
@@ -1270,7 +1270,7 @@
     <w:r>
       <w:tab/>
       <w:tab/>
-      <w:t>2026-09-19</w:t>
+      <w:t>2026-09-21</w:t>
       <w:br/>
       <w:br/>
     </w:r>

--- a/klagomål/A 33969-2026 FSC-klagomål.docx
+++ b/klagomål/A 33969-2026 FSC-klagomål.docx
@@ -1270,7 +1270,7 @@
     <w:r>
       <w:tab/>
       <w:tab/>
-      <w:t>2026-09-21</w:t>
+      <w:t>2026-09-23</w:t>
       <w:br/>
       <w:br/>
     </w:r>

--- a/klagomål/A 33969-2026 FSC-klagomål.docx
+++ b/klagomål/A 33969-2026 FSC-klagomål.docx
@@ -1270,7 +1270,7 @@
     <w:r>
       <w:tab/>
       <w:tab/>
-      <w:t>2026-09-23</w:t>
+      <w:t>2026-09-24</w:t>
       <w:br/>
       <w:br/>
     </w:r>

--- a/klagomål/A 33969-2026 FSC-klagomål.docx
+++ b/klagomål/A 33969-2026 FSC-klagomål.docx
@@ -1270,7 +1270,7 @@
     <w:r>
       <w:tab/>
       <w:tab/>
-      <w:t>2026-09-24</w:t>
+      <w:t>2026-09-25</w:t>
       <w:br/>
       <w:br/>
     </w:r>

--- a/klagomål/A 33969-2026 FSC-klagomål.docx
+++ b/klagomål/A 33969-2026 FSC-klagomål.docx
@@ -1270,7 +1270,7 @@
     <w:r>
       <w:tab/>
       <w:tab/>
-      <w:t>2026-09-25</w:t>
+      <w:t>2026-09-26</w:t>
       <w:br/>
       <w:br/>
     </w:r>

--- a/klagomål/A 33969-2026 FSC-klagomål.docx
+++ b/klagomål/A 33969-2026 FSC-klagomål.docx
@@ -1270,7 +1270,7 @@
     <w:r>
       <w:tab/>
       <w:tab/>
-      <w:t>2026-09-26</w:t>
+      <w:t>2026-09-27</w:t>
       <w:br/>
       <w:br/>
     </w:r>

--- a/klagomål/A 33969-2026 FSC-klagomål.docx
+++ b/klagomål/A 33969-2026 FSC-klagomål.docx
@@ -1270,7 +1270,7 @@
     <w:r>
       <w:tab/>
       <w:tab/>
-      <w:t>2026-09-27</w:t>
+      <w:t>2026-09-28</w:t>
       <w:br/>
       <w:br/>
     </w:r>

--- a/klagomål/A 33969-2026 FSC-klagomål.docx
+++ b/klagomål/A 33969-2026 FSC-klagomål.docx
@@ -216,12 +216,12 @@
         <w:spacing w:after="240"/>
       </w:pPr>
       <w:r>
-        <w:t>Figur 1. Fyndplatser för naturvårdsarter i och inom 2 meter från avverkningsanmälan. Markörer utan svart kant är placerade på fyndplatsen. Markörer med svart kant är placerade vid sidan av fyndplatsen och har ett svart streck som visar fyndplatsens exakta position. Kartans mittpunktskoordinat är N 6860963, E 479456 i SWEREF 99 TM.</w:t>
+        <w:t>Figur 1. Fyndplatser för naturvårdsarter i och inom 11 meter från avverkningsanmälan. Markörer utan svart kant är placerade på fyndplatsen. Markörer med svart kant är placerade vid sidan av fyndplatsen och har ett svart streck som visar fyndplatsens exakta position. Kartans mittpunktskoordinat är N 6860963, E 479456 i SWEREF 99 TM.</w:t>
       </w:r>
     </w:p>
     <w:p>
       <w:r>
-        <w:t>I och inom 2 meter från avverkningsanmälan finns fynd av 4 naturvårdsarter, varav 2 är rödlistade, 3 är fridlysta och 3 är typiska (T): knärot (VU, T, §8), lunglav (NT, T), tjäder (T, §4) och nattviol (§8). Se Figur 1.</w:t>
+        <w:t>I och inom 11 meter från avverkningsanmälan finns fynd av 4 naturvårdsarter, varav 2 är rödlistade, 3 är fridlysta och 3 är typiska (T): knärot (VU, T, §8), lunglav (NT, T), tjäder (T, §4) och nattviol (§8). Se Figur 1.</w:t>
       </w:r>
     </w:p>
     <w:p>
@@ -296,7 +296,7 @@
     </w:p>
     <w:p>
       <w:r>
-        <w:t>I det avverkningsanmälda området finns 6 fyndplatser för knärot registrerade på Artportalen. Figur 2 visar gränserna för buffertzoner på 50 m, som behöver lämnas kring fyndplatserna för att knärotslokalerna inte ska försvinna vid en avverkning. Av det avverkningsanmälda området överlappar 2.80 ha med buffertzonerna och får av detta skäl inte avverkas.</w:t>
+        <w:t>I det avverkningsanmälda området finns 7 fyndplatser för knärot registrerade på Artportalen. Figur 2 visar gränserna för buffertzoner på 50 m, som behöver lämnas kring fyndplatserna för att knärotslokalerna inte ska försvinna vid en avverkning. Av det avverkningsanmälda området överlappar 2.80 ha med buffertzonerna och får av detta skäl inte avverkas.</w:t>
       </w:r>
     </w:p>
     <w:p>
@@ -1270,7 +1270,7 @@
     <w:r>
       <w:tab/>
       <w:tab/>
-      <w:t>2026-09-28</w:t>
+      <w:t>2026-09-29</w:t>
       <w:br/>
       <w:br/>
     </w:r>

--- a/klagomål/A 33969-2026 FSC-klagomål.docx
+++ b/klagomål/A 33969-2026 FSC-klagomål.docx
@@ -1270,7 +1270,7 @@
     <w:r>
       <w:tab/>
       <w:tab/>
-      <w:t>2026-09-29</w:t>
+      <w:t>2026-09-30</w:t>
       <w:br/>
       <w:br/>
     </w:r>

--- a/klagomål/A 33969-2026 FSC-klagomål.docx
+++ b/klagomål/A 33969-2026 FSC-klagomål.docx
@@ -1270,7 +1270,7 @@
     <w:r>
       <w:tab/>
       <w:tab/>
-      <w:t>2026-09-30</w:t>
+      <w:t>2026-10-01</w:t>
       <w:br/>
       <w:br/>
     </w:r>

--- a/klagomål/A 33969-2026 FSC-klagomål.docx
+++ b/klagomål/A 33969-2026 FSC-klagomål.docx
@@ -1270,7 +1270,7 @@
     <w:r>
       <w:tab/>
       <w:tab/>
-      <w:t>2026-10-01</w:t>
+      <w:t>2026-10-02</w:t>
       <w:br/>
       <w:br/>
     </w:r>

--- a/klagomål/A 33969-2026 FSC-klagomål.docx
+++ b/klagomål/A 33969-2026 FSC-klagomål.docx
@@ -1270,7 +1270,7 @@
     <w:r>
       <w:tab/>
       <w:tab/>
-      <w:t>2026-10-02</w:t>
+      <w:t>2026-10-03</w:t>
       <w:br/>
       <w:br/>
     </w:r>

--- a/klagomål/A 33969-2026 FSC-klagomål.docx
+++ b/klagomål/A 33969-2026 FSC-klagomål.docx
@@ -1270,7 +1270,7 @@
     <w:r>
       <w:tab/>
       <w:tab/>
-      <w:t>2026-10-03</w:t>
+      <w:t>2026-10-04</w:t>
       <w:br/>
       <w:br/>
     </w:r>

--- a/klagomål/A 33969-2026 FSC-klagomål.docx
+++ b/klagomål/A 33969-2026 FSC-klagomål.docx
@@ -1270,7 +1270,7 @@
     <w:r>
       <w:tab/>
       <w:tab/>
-      <w:t>2026-10-04</w:t>
+      <w:t>2026-10-05</w:t>
       <w:br/>
       <w:br/>
     </w:r>

--- a/klagomål/A 33969-2026 FSC-klagomål.docx
+++ b/klagomål/A 33969-2026 FSC-klagomål.docx
@@ -1270,7 +1270,7 @@
     <w:r>
       <w:tab/>
       <w:tab/>
-      <w:t>2026-10-05</w:t>
+      <w:t>2026-10-06</w:t>
       <w:br/>
       <w:br/>
     </w:r>

--- a/klagomål/A 33969-2026 FSC-klagomål.docx
+++ b/klagomål/A 33969-2026 FSC-klagomål.docx
@@ -1270,7 +1270,7 @@
     <w:r>
       <w:tab/>
       <w:tab/>
-      <w:t>2026-10-06</w:t>
+      <w:t>2026-10-07</w:t>
       <w:br/>
       <w:br/>
     </w:r>

--- a/klagomål/A 33969-2026 FSC-klagomål.docx
+++ b/klagomål/A 33969-2026 FSC-klagomål.docx
@@ -1270,7 +1270,7 @@
     <w:r>
       <w:tab/>
       <w:tab/>
-      <w:t>2026-10-07</w:t>
+      <w:t>2026-10-08</w:t>
       <w:br/>
       <w:br/>
     </w:r>

--- a/klagomål/A 33969-2026 FSC-klagomål.docx
+++ b/klagomål/A 33969-2026 FSC-klagomål.docx
@@ -1270,7 +1270,7 @@
     <w:r>
       <w:tab/>
       <w:tab/>
-      <w:t>2026-10-08</w:t>
+      <w:t>2026-10-09</w:t>
       <w:br/>
       <w:br/>
     </w:r>

--- a/klagomål/A 33969-2026 FSC-klagomål.docx
+++ b/klagomål/A 33969-2026 FSC-klagomål.docx
@@ -1270,7 +1270,7 @@
     <w:r>
       <w:tab/>
       <w:tab/>
-      <w:t>2026-10-09</w:t>
+      <w:t>2026-10-10</w:t>
       <w:br/>
       <w:br/>
     </w:r>

--- a/klagomål/A 33969-2026 FSC-klagomål.docx
+++ b/klagomål/A 33969-2026 FSC-klagomål.docx
@@ -1270,7 +1270,7 @@
     <w:r>
       <w:tab/>
       <w:tab/>
-      <w:t>2026-10-10</w:t>
+      <w:t>2026-10-11</w:t>
       <w:br/>
       <w:br/>
     </w:r>

--- a/klagomål/A 33969-2026 FSC-klagomål.docx
+++ b/klagomål/A 33969-2026 FSC-klagomål.docx
@@ -1270,7 +1270,7 @@
     <w:r>
       <w:tab/>
       <w:tab/>
-      <w:t>2026-10-11</w:t>
+      <w:t>2026-10-12</w:t>
       <w:br/>
       <w:br/>
     </w:r>

--- a/klagomål/A 33969-2026 FSC-klagomål.docx
+++ b/klagomål/A 33969-2026 FSC-klagomål.docx
@@ -1270,7 +1270,7 @@
     <w:r>
       <w:tab/>
       <w:tab/>
-      <w:t>2026-10-12</w:t>
+      <w:t>2026-10-13</w:t>
       <w:br/>
       <w:br/>
     </w:r>

--- a/klagomål/A 33969-2026 FSC-klagomål.docx
+++ b/klagomål/A 33969-2026 FSC-klagomål.docx
@@ -1270,7 +1270,7 @@
     <w:r>
       <w:tab/>
       <w:tab/>
-      <w:t>2026-10-13</w:t>
+      <w:t>2026-10-14</w:t>
       <w:br/>
       <w:br/>
     </w:r>

--- a/klagomål/A 33969-2026 FSC-klagomål.docx
+++ b/klagomål/A 33969-2026 FSC-klagomål.docx
@@ -1270,7 +1270,7 @@
     <w:r>
       <w:tab/>
       <w:tab/>
-      <w:t>2026-10-14</w:t>
+      <w:t>2026-10-15</w:t>
       <w:br/>
       <w:br/>
     </w:r>

--- a/klagomål/A 33969-2026 FSC-klagomål.docx
+++ b/klagomål/A 33969-2026 FSC-klagomål.docx
@@ -1270,7 +1270,7 @@
     <w:r>
       <w:tab/>
       <w:tab/>
-      <w:t>2026-10-15</w:t>
+      <w:t>2026-10-16</w:t>
       <w:br/>
       <w:br/>
     </w:r>

--- a/klagomål/A 33969-2026 FSC-klagomål.docx
+++ b/klagomål/A 33969-2026 FSC-klagomål.docx
@@ -1270,7 +1270,7 @@
     <w:r>
       <w:tab/>
       <w:tab/>
-      <w:t>2026-10-16</w:t>
+      <w:t>2026-10-17</w:t>
       <w:br/>
       <w:br/>
     </w:r>

--- a/klagomål/A 33969-2026 FSC-klagomål.docx
+++ b/klagomål/A 33969-2026 FSC-klagomål.docx
@@ -1270,7 +1270,7 @@
     <w:r>
       <w:tab/>
       <w:tab/>
-      <w:t>2026-10-17</w:t>
+      <w:t>2026-10-18</w:t>
       <w:br/>
       <w:br/>
     </w:r>

--- a/klagomål/A 33969-2026 FSC-klagomål.docx
+++ b/klagomål/A 33969-2026 FSC-klagomål.docx
@@ -1270,7 +1270,7 @@
     <w:r>
       <w:tab/>
       <w:tab/>
-      <w:t>2026-10-18</w:t>
+      <w:t>2026-10-19</w:t>
       <w:br/>
       <w:br/>
     </w:r>

--- a/klagomål/A 33969-2026 FSC-klagomål.docx
+++ b/klagomål/A 33969-2026 FSC-klagomål.docx
@@ -1270,7 +1270,7 @@
     <w:r>
       <w:tab/>
       <w:tab/>
-      <w:t>2026-10-19</w:t>
+      <w:t>2026-10-20</w:t>
       <w:br/>
       <w:br/>
     </w:r>

--- a/klagomål/A 33969-2026 FSC-klagomål.docx
+++ b/klagomål/A 33969-2026 FSC-klagomål.docx
@@ -1270,7 +1270,7 @@
     <w:r>
       <w:tab/>
       <w:tab/>
-      <w:t>2026-10-20</w:t>
+      <w:t>2026-10-21</w:t>
       <w:br/>
       <w:br/>
     </w:r>

--- a/klagomål/A 33969-2026 FSC-klagomål.docx
+++ b/klagomål/A 33969-2026 FSC-klagomål.docx
@@ -1270,7 +1270,7 @@
     <w:r>
       <w:tab/>
       <w:tab/>
-      <w:t>2026-10-21</w:t>
+      <w:t>2026-10-22</w:t>
       <w:br/>
       <w:br/>
     </w:r>

--- a/klagomål/A 33969-2026 FSC-klagomål.docx
+++ b/klagomål/A 33969-2026 FSC-klagomål.docx
@@ -1270,7 +1270,7 @@
     <w:r>
       <w:tab/>
       <w:tab/>
-      <w:t>2026-10-22</w:t>
+      <w:t>2026-10-23</w:t>
       <w:br/>
       <w:br/>
     </w:r>

--- a/klagomål/A 33969-2026 FSC-klagomål.docx
+++ b/klagomål/A 33969-2026 FSC-klagomål.docx
@@ -1270,7 +1270,7 @@
     <w:r>
       <w:tab/>
       <w:tab/>
-      <w:t>2026-10-23</w:t>
+      <w:t>2026-10-24</w:t>
       <w:br/>
       <w:br/>
     </w:r>

--- a/klagomål/A 33969-2026 FSC-klagomål.docx
+++ b/klagomål/A 33969-2026 FSC-klagomål.docx
@@ -1270,7 +1270,7 @@
     <w:r>
       <w:tab/>
       <w:tab/>
-      <w:t>2026-10-24</w:t>
+      <w:t>2026-10-25</w:t>
       <w:br/>
       <w:br/>
     </w:r>

--- a/klagomål/A 33969-2026 FSC-klagomål.docx
+++ b/klagomål/A 33969-2026 FSC-klagomål.docx
@@ -1270,7 +1270,7 @@
     <w:r>
       <w:tab/>
       <w:tab/>
-      <w:t>2026-10-25</w:t>
+      <w:t>2026-10-26</w:t>
       <w:br/>
       <w:br/>
     </w:r>

--- a/klagomål/A 33969-2026 FSC-klagomål.docx
+++ b/klagomål/A 33969-2026 FSC-klagomål.docx
@@ -1270,7 +1270,7 @@
     <w:r>
       <w:tab/>
       <w:tab/>
-      <w:t>2026-10-26</w:t>
+      <w:t>2026-10-27</w:t>
       <w:br/>
       <w:br/>
     </w:r>

--- a/klagomål/A 33969-2026 FSC-klagomål.docx
+++ b/klagomål/A 33969-2026 FSC-klagomål.docx
@@ -1270,7 +1270,7 @@
     <w:r>
       <w:tab/>
       <w:tab/>
-      <w:t>2026-10-27</w:t>
+      <w:t>2026-10-28</w:t>
       <w:br/>
       <w:br/>
     </w:r>

--- a/klagomål/A 33969-2026 FSC-klagomål.docx
+++ b/klagomål/A 33969-2026 FSC-klagomål.docx
@@ -1270,7 +1270,7 @@
     <w:r>
       <w:tab/>
       <w:tab/>
-      <w:t>2026-10-28</w:t>
+      <w:t>2026-10-29</w:t>
       <w:br/>
       <w:br/>
     </w:r>

--- a/klagomål/A 33969-2026 FSC-klagomål.docx
+++ b/klagomål/A 33969-2026 FSC-klagomål.docx
@@ -1270,7 +1270,7 @@
     <w:r>
       <w:tab/>
       <w:tab/>
-      <w:t>2026-10-29</w:t>
+      <w:t>2026-10-31</w:t>
       <w:br/>
       <w:br/>
     </w:r>
